--- a/diligence-artifact-backend/references/document-templates/ai/v2_1/lane-b/DOC_AI_B_DPIA_QR_READY_v2_1.docx
+++ b/diligence-artifact-backend/references/document-templates/ai/v2_1/lane-b/DOC_AI_B_DPIA_QR_READY_v2_1.docx
@@ -72,7 +72,7 @@
           <w:sz w:val="32"/>
           <w:szCs w:val="32"/>
         </w:rPr>
-        <w:t>LEX NO</w:t>
+        <w:t>AI GOVERNANCE:</w:t>
       </w:r>
       <w:r>
         <w:rPr>
@@ -81,7 +81,7 @@
           <w:sz w:val="32"/>
           <w:szCs w:val="32"/>
         </w:rPr>
-        <w:t xml:space="preserve">VA </w:t>
+        <w:t xml:space="preserve"/>
       </w:r>
       <w:r>
         <w:rPr>
@@ -90,7 +90,7 @@
           <w:sz w:val="32"/>
           <w:szCs w:val="32"/>
         </w:rPr>
-        <w:t xml:space="preserve">HQ </w:t>
+        <w:t xml:space="preserve"/>
       </w:r>
       <w:r>
         <w:rPr>
@@ -99,7 +99,7 @@
           <w:sz w:val="32"/>
           <w:szCs w:val="32"/>
         </w:rPr>
-        <w:t xml:space="preserve">– AI </w:t>
+        <w:t xml:space="preserve"/>
       </w:r>
       <w:r>
         <w:rPr>
@@ -108,7 +108,7 @@
           <w:sz w:val="32"/>
           <w:szCs w:val="32"/>
         </w:rPr>
-        <w:t>GOVERNANCE:</w:t>
+        <w:t/>
       </w:r>
       <w:r>
         <w:rPr>
@@ -351,7 +351,7 @@
         <w:ind w:left="1225"/>
       </w:pPr>
       <w:r>
-        <w:t>This document was prepared by Lex Nova HQ, a Commercial Architecture Practice. Lex Nova HQ is not a law firm and does not provide legal advice. This Assessment is an AI risk-classification and governance tool — not a compliance certification.</w:t>
+        <w:t>This document was prepared as a Review-Ready Draft by a commercial legal architecture provider. The provider is not a law firm and does not provide legal advice. This Assessment is an AI risk-classification and governance tool — not a compliance certification.</w:t>
       </w:r>
     </w:p>
     <w:p>
@@ -364,7 +364,7 @@
         <w:ind w:left="1225"/>
       </w:pPr>
       <w:r>
-        <w:t>This is a "Review-Ready Draft" based on Lex Nova HQ's pre-audited Master Architecture. Before deploying this survey, you should consult with your corporate counsel or a qualified attorney in your jurisdiction regarding employment law considerations, data handling obligations, and any applicable privacy requirements related to employee surveys.</w:t>
+        <w:t>This is a "Review-Ready Draft" based on a pre-audited legal architecture framework. Before deploying this survey, you should consult with your corporate counsel or a qualified attorney in your jurisdiction regarding employment law considerations, data handling obligations, and any applicable privacy requirements related to employee surveys.</w:t>
       </w:r>
     </w:p>
     <w:p>
@@ -11069,7 +11069,7 @@
         <w:ind w:left="1701"/>
       </w:pPr>
       <w:r>
-        <w:t>Lex Nova HQ — Internal Use Only. Not included in client deliverables.</w:t>
+        <w:t>Internal Use Only. Not included in client deliverables.</w:t>
       </w:r>
     </w:p>
     <w:p>
@@ -11406,7 +11406,7 @@
         <w:ind w:left="1701"/>
       </w:pPr>
       <w:r>
-        <w:t>For Lex Nova HQ Delivery Team. Remove before client delivery.</w:t>
+        <w:t>For Delivery Team. Remove before client delivery.</w:t>
       </w:r>
     </w:p>
     <w:p>
@@ -13776,14 +13776,14 @@
               <w:sz w:val="16"/>
               <w:szCs w:val="16"/>
             </w:rPr>
-            <w:t>Lex Nova HQ —</w:t>
+            <w:t/>
           </w:r>
           <w:r>
             <w:rPr>
               <w:sz w:val="16"/>
               <w:szCs w:val="16"/>
             </w:rPr>
-            <w:t xml:space="preserve"> DOC_DPIA_AI_B</w:t>
+            <w:t xml:space="preserve">DOC_DPIA_AI_B</w:t>
           </w:r>
         </w:p>
       </w:tc>
@@ -14011,7 +14011,7 @@
               <w:sz w:val="16"/>
               <w:szCs w:val="16"/>
             </w:rPr>
-            <w:t>Lex Nova HQ — DOC_DPIA_AI_B</w:t>
+            <w:t>DOC_DPIA_AI_B</w:t>
           </w:r>
           <w:r>
             <w:rPr>
